--- a/2_meta-analysis.docx
+++ b/2_meta-analysis.docx
@@ -32,7 +32,7 @@
         <w:pStyle w:val="FirstParagraph"/>
       </w:pPr>
       <w:r>
-        <w:t xml:space="preserve">The aim of this week’s practical is to walk through some of the key steps of conducting a meta-analysis. We will use a recently published meta-analysis that examined the relationship between procedural learning and reading ability.</w:t>
+        <w:t xml:space="preserve">The aim of this week’s practical is to walk through some key steps involved in conducting a meta-analysis. We will use a recently published meta-analysis that examined the relationship between procedural learning and reading ability.</w:t>
       </w:r>
     </w:p>
     <w:p>
@@ -152,7 +152,7 @@
               </w:numPr>
             </w:pPr>
             <w:r>
-              <w:t xml:space="preserve">Describe key stages of running a meta-analysis</w:t>
+              <w:t xml:space="preserve">Describe key stages of conducting a meta-analysis</w:t>
             </w:r>
           </w:p>
           <w:p>
@@ -164,7 +164,7 @@
               </w:numPr>
             </w:pPr>
             <w:r>
-              <w:t xml:space="preserve">Compare different ways to weight and pool effect sizes</w:t>
+              <w:t xml:space="preserve">Compare different approaches to weighting and pooling effect sizes</w:t>
             </w:r>
           </w:p>
           <w:p>
@@ -176,7 +176,7 @@
               </w:numPr>
             </w:pPr>
             <w:r>
-              <w:t xml:space="preserve">Consider and assess the impact of publication bias</w:t>
+              <w:t xml:space="preserve">Interpret the results of a meta-analysis</w:t>
             </w:r>
           </w:p>
           <w:p>
@@ -188,7 +188,7 @@
               </w:numPr>
             </w:pPr>
             <w:r>
-              <w:t xml:space="preserve">Implement these basic steps in R</w:t>
+              <w:t xml:space="preserve">Assess the impact of publication bias on meta-analytic findings</w:t>
             </w:r>
           </w:p>
         </w:tc>
@@ -601,7 +601,7 @@
         <w:pStyle w:val="FirstParagraph"/>
       </w:pPr>
       <w:r>
-        <w:t xml:space="preserve">Now we have extracted information from our identified studies, let’s get set up in R. In your ARM_Practicals folder, double click the</w:t>
+        <w:t xml:space="preserve">Now that we have extracted information from our identified studies, let’s get set up in R. In your ARM_Practicals folder, double click the</w:t>
       </w:r>
       <w:r>
         <w:t xml:space="preserve"> </w:t>
@@ -970,7 +970,7 @@
         <w:pStyle w:val="FirstParagraph"/>
       </w:pPr>
       <w:r>
-        <w:t xml:space="preserve">The dataset includes a correlation coefficient for each study, which is our effect size for this meta-analysis. It quantifies the direction and strength of relationship between SRT task performance and reading ability. However, some of the studies has much larger sample sizes than others. Use</w:t>
+        <w:t xml:space="preserve">The dataset includes a correlation coefficient for each study, which is our effect size for this meta-analysis. It quantifies the direction and strength of relationship between SRT task performance and reading ability. However, some of the studies have much larger sample sizes than others. Use</w:t>
       </w:r>
       <w:r>
         <w:t xml:space="preserve"> </w:t>
@@ -985,7 +985,7 @@
         <w:t xml:space="preserve"> </w:t>
       </w:r>
       <w:r>
-        <w:t xml:space="preserve">identify the smallest sample size in the dataset, and then use the</w:t>
+        <w:t xml:space="preserve">to identify the smallest sample size in the dataset, and then use the</w:t>
       </w:r>
       <w:r>
         <w:t xml:space="preserve"> </w:t>
@@ -1414,7 +1414,7 @@
         <w:pStyle w:val="FirstParagraph"/>
       </w:pPr>
       <w:r>
-        <w:t xml:space="preserve">We’ve specified the variables with our effect size estimates and sampling variance (already conveniently named the same by</w:t>
+        <w:t xml:space="preserve">We’ve specified the variables with our effect size estimates and sampling variance (already conveniently named the same by the</w:t>
       </w:r>
       <w:r>
         <w:t xml:space="preserve"> </w:t>
@@ -2215,7 +2215,7 @@
         <w:pStyle w:val="BodyText"/>
       </w:pPr>
       <w:r>
-        <w:t xml:space="preserve">You can also test for asymmetry using Egger’s regression test, which is also a built-in function in the</w:t>
+        <w:t xml:space="preserve">There is also a statistical test for the assymetry called</w:t>
       </w:r>
       <w:r>
         <w:t xml:space="preserve"> </w:t>
@@ -2225,13 +2225,26 @@
           <w:i/>
           <w:iCs/>
         </w:rPr>
+        <w:t xml:space="preserve">Egger’s regression test</w:t>
+      </w:r>
+      <w:r>
+        <w:t xml:space="preserve">. There’s a built-in function for this in the</w:t>
+      </w:r>
+      <w:r>
+        <w:t xml:space="preserve"> </w:t>
+      </w:r>
+      <w:r>
+        <w:rPr>
+          <w:i/>
+          <w:iCs/>
+        </w:rPr>
         <w:t xml:space="preserve">metafor</w:t>
       </w:r>
       <w:r>
         <w:t xml:space="preserve"> </w:t>
       </w:r>
       <w:r>
-        <w:t xml:space="preserve">package. See if you can find the relevant function online and apply it here.</w:t>
+        <w:t xml:space="preserve">package. Search online to see if you can find the relevant function, then apply it here.</w:t>
       </w:r>
     </w:p>
     <w:bookmarkEnd w:id="36"/>
@@ -2458,7 +2471,7 @@
               <w:spacing w:before="16"/>
             </w:pPr>
             <w:r>
-              <w:t xml:space="preserve">Let us know how today went via this quick survey</w:t>
+              <w:t xml:space="preserve">Let us know how today went</w:t>
             </w:r>
             <w:r>
               <w:t xml:space="preserve"> </w:t>
@@ -2468,7 +2481,7 @@
                 <w:rPr>
                   <w:rStyle w:val="Hyperlink"/>
                 </w:rPr>
-                <w:t xml:space="preserve">via this survey</w:t>
+                <w:t xml:space="preserve">via this quick survey</w:t>
               </w:r>
             </w:hyperlink>
             <w:r>

--- a/2_meta-analysis.docx
+++ b/2_meta-analysis.docx
@@ -2150,7 +2150,15 @@
         <w:pStyle w:val="FirstParagraph"/>
       </w:pPr>
       <w:r>
-        <w:t xml:space="preserve">Try this for the different models you ran, and see how the pooled estimate at the bottom changes in whether it crosses the 0 line. You can use the forward and back arrows at the top of the plot window to switch between the different figures you’ve made.</w:t>
+        <w:t xml:space="preserve">Use the plot to ask yourself the following questions: How many individual studies showed significant effects? Were they positive or negative? Which study samples had the largest influence on the results?</w:t>
+      </w:r>
+    </w:p>
+    <w:p>
+      <w:pPr>
+        <w:pStyle w:val="BodyText"/>
+      </w:pPr>
+      <w:r>
+        <w:t xml:space="preserve">Create forest plots for the different models you ran above, and see how the pooled estimate at the bottom changes in whether it crosses the 0 line. You can use the forward and back arrows at the top of the plot window to switch between the different figures you’ve made.</w:t>
       </w:r>
     </w:p>
     <w:bookmarkEnd w:id="34"/>

--- a/2_meta-analysis.docx
+++ b/2_meta-analysis.docx
@@ -2150,7 +2150,7 @@
         <w:pStyle w:val="FirstParagraph"/>
       </w:pPr>
       <w:r>
-        <w:t xml:space="preserve">Use the plot to ask yourself the following questions: How many individual studies showed significant effects? Were they positive or negative? Which study samples had the largest influence on the results?</w:t>
+        <w:t xml:space="preserve">Use the plot to ask yourself the following questions: How many individual samples showed significant effects? Were they positive or negative? Which study samples had the largest influence on the results?</w:t>
       </w:r>
     </w:p>
     <w:p>
@@ -2223,7 +2223,7 @@
         <w:pStyle w:val="BodyText"/>
       </w:pPr>
       <w:r>
-        <w:t xml:space="preserve">There is also a statistical test for the assymetry called</w:t>
+        <w:t xml:space="preserve">There is also a statistical test for the asymmetry called</w:t>
       </w:r>
       <w:r>
         <w:t xml:space="preserve"> </w:t>
@@ -2359,6 +2359,332 @@
       </w:r>
       <w:r>
         <w:t xml:space="preserve">), which also includes effect sizes for samples with developmental dyslexia. You can look at the help files or use Google to find out how to include this extra predictor.</w:t>
+      </w:r>
+    </w:p>
+    <w:p>
+      <w:pPr>
+        <w:pStyle w:val="SourceCode"/>
+      </w:pPr>
+      <w:r>
+        <w:rPr>
+          <w:rStyle w:val="DocumentationTok"/>
+        </w:rPr>
+        <w:t xml:space="preserve">## Compute sampling variance for full dataset</w:t>
+      </w:r>
+      <w:r>
+        <w:br/>
+      </w:r>
+      <w:r>
+        <w:rPr>
+          <w:rStyle w:val="NormalTok"/>
+        </w:rPr>
+        <w:t xml:space="preserve">full_dat_var </w:t>
+      </w:r>
+      <w:r>
+        <w:rPr>
+          <w:rStyle w:val="OtherTok"/>
+        </w:rPr>
+        <w:t xml:space="preserve">&lt;-</w:t>
+      </w:r>
+      <w:r>
+        <w:rPr>
+          <w:rStyle w:val="NormalTok"/>
+        </w:rPr>
+        <w:t xml:space="preserve"> </w:t>
+      </w:r>
+      <w:r>
+        <w:rPr>
+          <w:rStyle w:val="FunctionTok"/>
+        </w:rPr>
+        <w:t xml:space="preserve">escalc</w:t>
+      </w:r>
+      <w:r>
+        <w:rPr>
+          <w:rStyle w:val="NormalTok"/>
+        </w:rPr>
+        <w:t xml:space="preserve">(</w:t>
+      </w:r>
+      <w:r>
+        <w:rPr>
+          <w:rStyle w:val="AttributeTok"/>
+        </w:rPr>
+        <w:t xml:space="preserve">measure =</w:t>
+      </w:r>
+      <w:r>
+        <w:rPr>
+          <w:rStyle w:val="NormalTok"/>
+        </w:rPr>
+        <w:t xml:space="preserve"> </w:t>
+      </w:r>
+      <w:r>
+        <w:rPr>
+          <w:rStyle w:val="StringTok"/>
+        </w:rPr>
+        <w:t xml:space="preserve">"COR"</w:t>
+      </w:r>
+      <w:r>
+        <w:rPr>
+          <w:rStyle w:val="NormalTok"/>
+        </w:rPr>
+        <w:t xml:space="preserve">,  </w:t>
+      </w:r>
+      <w:r>
+        <w:rPr>
+          <w:rStyle w:val="CommentTok"/>
+        </w:rPr>
+        <w:t xml:space="preserve"># specify effect size measure</w:t>
+      </w:r>
+      <w:r>
+        <w:br/>
+      </w:r>
+      <w:r>
+        <w:rPr>
+          <w:rStyle w:val="NormalTok"/>
+        </w:rPr>
+        <w:t xml:space="preserve">                       </w:t>
+      </w:r>
+      <w:r>
+        <w:rPr>
+          <w:rStyle w:val="AttributeTok"/>
+        </w:rPr>
+        <w:t xml:space="preserve">ri =</w:t>
+      </w:r>
+      <w:r>
+        <w:rPr>
+          <w:rStyle w:val="NormalTok"/>
+        </w:rPr>
+        <w:t xml:space="preserve"> Cor,         </w:t>
+      </w:r>
+      <w:r>
+        <w:rPr>
+          <w:rStyle w:val="CommentTok"/>
+        </w:rPr>
+        <w:t xml:space="preserve"># specify correlation variable</w:t>
+      </w:r>
+      <w:r>
+        <w:br/>
+      </w:r>
+      <w:r>
+        <w:rPr>
+          <w:rStyle w:val="NormalTok"/>
+        </w:rPr>
+        <w:t xml:space="preserve">                       </w:t>
+      </w:r>
+      <w:r>
+        <w:rPr>
+          <w:rStyle w:val="AttributeTok"/>
+        </w:rPr>
+        <w:t xml:space="preserve">ni =</w:t>
+      </w:r>
+      <w:r>
+        <w:rPr>
+          <w:rStyle w:val="NormalTok"/>
+        </w:rPr>
+        <w:t xml:space="preserve"> N,           </w:t>
+      </w:r>
+      <w:r>
+        <w:rPr>
+          <w:rStyle w:val="CommentTok"/>
+        </w:rPr>
+        <w:t xml:space="preserve"># specify sample size variable</w:t>
+      </w:r>
+      <w:r>
+        <w:br/>
+      </w:r>
+      <w:r>
+        <w:rPr>
+          <w:rStyle w:val="NormalTok"/>
+        </w:rPr>
+        <w:t xml:space="preserve">                       </w:t>
+      </w:r>
+      <w:r>
+        <w:rPr>
+          <w:rStyle w:val="AttributeTok"/>
+        </w:rPr>
+        <w:t xml:space="preserve">data =</w:t>
+      </w:r>
+      <w:r>
+        <w:rPr>
+          <w:rStyle w:val="NormalTok"/>
+        </w:rPr>
+        <w:t xml:space="preserve"> full_dat)  </w:t>
+      </w:r>
+      <w:r>
+        <w:rPr>
+          <w:rStyle w:val="CommentTok"/>
+        </w:rPr>
+        <w:t xml:space="preserve"># dataset</w:t>
+      </w:r>
+      <w:r>
+        <w:br/>
+      </w:r>
+      <w:r>
+        <w:br/>
+      </w:r>
+      <w:r>
+        <w:rPr>
+          <w:rStyle w:val="DocumentationTok"/>
+        </w:rPr>
+        <w:t xml:space="preserve">## Run model with Group factor as moderator</w:t>
+      </w:r>
+      <w:r>
+        <w:br/>
+      </w:r>
+      <w:r>
+        <w:rPr>
+          <w:rStyle w:val="NormalTok"/>
+        </w:rPr>
+        <w:t xml:space="preserve">group_mod </w:t>
+      </w:r>
+      <w:r>
+        <w:rPr>
+          <w:rStyle w:val="OtherTok"/>
+        </w:rPr>
+        <w:t xml:space="preserve">&lt;-</w:t>
+      </w:r>
+      <w:r>
+        <w:rPr>
+          <w:rStyle w:val="NormalTok"/>
+        </w:rPr>
+        <w:t xml:space="preserve"> </w:t>
+      </w:r>
+      <w:r>
+        <w:rPr>
+          <w:rStyle w:val="FunctionTok"/>
+        </w:rPr>
+        <w:t xml:space="preserve">rma</w:t>
+      </w:r>
+      <w:r>
+        <w:rPr>
+          <w:rStyle w:val="NormalTok"/>
+        </w:rPr>
+        <w:t xml:space="preserve">(</w:t>
+      </w:r>
+      <w:r>
+        <w:rPr>
+          <w:rStyle w:val="AttributeTok"/>
+        </w:rPr>
+        <w:t xml:space="preserve">yi =</w:t>
+      </w:r>
+      <w:r>
+        <w:rPr>
+          <w:rStyle w:val="NormalTok"/>
+        </w:rPr>
+        <w:t xml:space="preserve"> yi, </w:t>
+      </w:r>
+      <w:r>
+        <w:rPr>
+          <w:rStyle w:val="AttributeTok"/>
+        </w:rPr>
+        <w:t xml:space="preserve">vi =</w:t>
+      </w:r>
+      <w:r>
+        <w:rPr>
+          <w:rStyle w:val="NormalTok"/>
+        </w:rPr>
+        <w:t xml:space="preserve"> vi, </w:t>
+      </w:r>
+      <w:r>
+        <w:rPr>
+          <w:rStyle w:val="AttributeTok"/>
+        </w:rPr>
+        <w:t xml:space="preserve">mods =</w:t>
+      </w:r>
+      <w:r>
+        <w:rPr>
+          <w:rStyle w:val="NormalTok"/>
+        </w:rPr>
+        <w:t xml:space="preserve"> </w:t>
+      </w:r>
+      <w:r>
+        <w:rPr>
+          <w:rStyle w:val="SpecialCharTok"/>
+        </w:rPr>
+        <w:t xml:space="preserve">~</w:t>
+      </w:r>
+      <w:r>
+        <w:rPr>
+          <w:rStyle w:val="NormalTok"/>
+        </w:rPr>
+        <w:t xml:space="preserve"> </w:t>
+      </w:r>
+      <w:r>
+        <w:rPr>
+          <w:rStyle w:val="FunctionTok"/>
+        </w:rPr>
+        <w:t xml:space="preserve">factor</w:t>
+      </w:r>
+      <w:r>
+        <w:rPr>
+          <w:rStyle w:val="NormalTok"/>
+        </w:rPr>
+        <w:t xml:space="preserve">(Group),</w:t>
+      </w:r>
+      <w:r>
+        <w:br/>
+      </w:r>
+      <w:r>
+        <w:rPr>
+          <w:rStyle w:val="NormalTok"/>
+        </w:rPr>
+        <w:t xml:space="preserve">                 </w:t>
+      </w:r>
+      <w:r>
+        <w:rPr>
+          <w:rStyle w:val="AttributeTok"/>
+        </w:rPr>
+        <w:t xml:space="preserve">method =</w:t>
+      </w:r>
+      <w:r>
+        <w:rPr>
+          <w:rStyle w:val="NormalTok"/>
+        </w:rPr>
+        <w:t xml:space="preserve"> </w:t>
+      </w:r>
+      <w:r>
+        <w:rPr>
+          <w:rStyle w:val="StringTok"/>
+        </w:rPr>
+        <w:t xml:space="preserve">"REML"</w:t>
+      </w:r>
+      <w:r>
+        <w:rPr>
+          <w:rStyle w:val="NormalTok"/>
+        </w:rPr>
+        <w:t xml:space="preserve">, </w:t>
+      </w:r>
+      <w:r>
+        <w:rPr>
+          <w:rStyle w:val="AttributeTok"/>
+        </w:rPr>
+        <w:t xml:space="preserve">data =</w:t>
+      </w:r>
+      <w:r>
+        <w:rPr>
+          <w:rStyle w:val="NormalTok"/>
+        </w:rPr>
+        <w:t xml:space="preserve"> full_dat_var)</w:t>
+      </w:r>
+      <w:r>
+        <w:br/>
+      </w:r>
+      <w:r>
+        <w:rPr>
+          <w:rStyle w:val="FunctionTok"/>
+        </w:rPr>
+        <w:t xml:space="preserve">summary</w:t>
+      </w:r>
+      <w:r>
+        <w:rPr>
+          <w:rStyle w:val="NormalTok"/>
+        </w:rPr>
+        <w:t xml:space="preserve">(group_mod)  </w:t>
+      </w:r>
+      <w:r>
+        <w:rPr>
+          <w:rStyle w:val="CommentTok"/>
+        </w:rPr>
+        <w:t xml:space="preserve"># no effect of group (p = 0.159)</w:t>
       </w:r>
     </w:p>
     <w:bookmarkEnd w:id="39"/>
